--- a/docs/docx/diete_en_deepl.docx
+++ b/docs/docx/diete_en_deepl.docx
@@ -7,85 +7,78 @@
         <w:pStyle w:val="Heading1"/>
       </w:pPr>
       <w:r>
-        <w:t>Traduction EN (deepl)</w:t>
+        <w:t>FOODS TO AVOID</w:t>
       </w:r>
     </w:p>
     <w:p>
       <w:r>
-        <w:t>Marseille, on…………… FROM M…………………………………..</w:t>
+        <w:t>FOODS TO AVOID</w:t>
+      </w:r>
+    </w:p>
+    <w:p>
+      <w:r>
+        <w:t>Sugar, honey, jams, jellies, chestnut cream, Nutella.</w:t>
       </w:r>
     </w:p>
     <w:p/>
     <w:p>
       <w:r>
-        <w:t>By: Dietician, Dietetics Department - Hôpital Nord - Chemin des Bourrely - 13015 MARSEILLE FOODS TO AVOID Sugar, honey, jams, jellies, chestnut cream, Nutella. Sweets, caramels, nougat, confectionery.</w:t>
+        <w:t>Sweets, toffees, nougat, confectionery.</w:t>
       </w:r>
     </w:p>
     <w:p>
       <w:r>
-        <w:t xml:space="preserve"> - Chocolate, fruit jellies. Pastries, biscuits, Viennese pastries (croissants, pain au chocolat, brioche, etc.). Dried fruit, candied fruit. Yoghurt, fromage blanc and fruit petits suisses, flans, desserts. Ice cream, sorbets. Sweetened condensed milk.</w:t>
+        <w:t>-   Chocolate, fruit jellies.</w:t>
       </w:r>
     </w:p>
     <w:p>
       <w:r>
-        <w:t>Fruit juices, syrups, sodas, Coca-Cola, all commercially available sweetened drinks. All alcoholic beverages. Soy and soy-based products (tofu). Acidic or spicy foods. RECOMMENDED FOODS ANIMAL PROTEINS: at least 1 serving per day</w:t>
-        <w:tab/>
-        <w:tab/>
-        <w:tab/>
-      </w:r>
-    </w:p>
-    <w:p/>
-    <w:p>
-      <w:r>
-        <w:t xml:space="preserve">         Meat: beef, veal, lamb, pork, chicken, rabbit, guinea fowl, turkey, turkey poults. If you are not immune to toxoplasmosis, eat well-cooked meat and avoid rillettes, pâtés, foie gras and meat in jelly.</w:t>
+        <w:t>Pastries, biscuits, Viennese pastries (croissants, chocolate bread, brioche, etc.).</w:t>
       </w:r>
     </w:p>
     <w:p>
       <w:r>
-        <w:tab/>
-        <w:t xml:space="preserve">    Fish: all except swordfish, prawns, raw shellfish, raw fish (sushi, tarama, surimi), smoked fish (herring, salmon, trout). Choose oily fish: tuna, salmon, mackerel, sardines.</w:t>
+        <w:t>Dried fruit, candied fruit.</w:t>
       </w:r>
     </w:p>
     <w:p>
       <w:r>
-        <w:t xml:space="preserve">         Eggs DAIRY PRODUCTS: At least 4 per day, plus in cooking Cheese, except: raw milk cheeses, industrial grated cheeses, cheese rinds. Milk: semi-skimmed. Dairy products: plain, unsweetened.</w:t>
-      </w:r>
-    </w:p>
-    <w:p/>
-    <w:p>
-      <w:r>
-        <w:t xml:space="preserve">VEGETABLES AND FRUIT: With every meal. Green vegetables: fresh, frozen, plain: as much as you like. Fruit: All types allowed, 1 piece of fruit for dessert with every meal. One portion of fruit is equivalent to 4 sugar cubes = ½ melon, 1 large slice of watermelon (250 g) </w:t>
+        <w:t>Yoghurt, fromage blanc and fruit-flavoured Petit Suisse, custards, desserts.</w:t>
       </w:r>
     </w:p>
     <w:p>
       <w:r>
-        <w:t>= 1 small punnet (250 g) of strawberries, raspberries, redcurrants, blackberries, blueberries, blackcurrants, etc. = 2 mandarins, 4 Corsican clementines, 2 kiwis, 1 small grapefruit = 1 pear, 1 apple, 1 orange, 1 peach or nectarine</w:t>
+        <w:t>Ice cream, sorbets.</w:t>
       </w:r>
     </w:p>
     <w:p>
       <w:r>
-        <w:t>= 3 to 4 apricots, damsons, greengages, etc., 8 mirabelle plums, 10 fresh lychees = ¼ pineapple or 4 slices, ½ mango or 1 small</w:t>
+        <w:t>Sweetened condensed milk.</w:t>
       </w:r>
     </w:p>
     <w:p>
       <w:r>
-        <w:t>= 12 to 15 grapes or cherries, 1 small or ½ banana = 2 to 3 dates, 3 to 4 prunes, 2 to 3 fresh figs = 1 small bowl of compote STARCHES: With every meal Bread: or rusks, sandwich bread, etc.</w:t>
+        <w:t>Fruit juices, syrups, fizzy drinks, Coca-Cola, all commercially available sweetened drinks.</w:t>
       </w:r>
     </w:p>
     <w:p>
       <w:r>
-        <w:t>Cereals: pasta, rice, semolina, polenta, pilpil, couscous, etc. Potatoes: mashed, steamed, roasted, fried, etc. Pulses: peas, flageolet beans, lentils, chickpeas, corn, broad beans, white or red beans, split peas and cassava, green bananas, yams, etc.</w:t>
-      </w:r>
-    </w:p>
-    <w:p/>
-    <w:p>
-      <w:r>
-        <w:t>A typical day BREAKFAST: Drink: tea, coffee, cocoa A dairy product: milk, dairy product, cheese A slow-release carbohydrate: wholemeal or unsweetened cereal bread + butter LUNCH AND DINNER: unlimited green vegetables, a portion of meat, fish or egg (or ham) One portion of slow-release carbohydrates: a small plate of starchy foods + a small piece of bread or a larger plate of starchy foods but without bread, or a large piece of bread without starchy foods One dairy product One piece of fruit</w:t>
+        <w:t>All alcoholic drinks.</w:t>
       </w:r>
     </w:p>
     <w:p>
       <w:r>
-        <w:t>POSSIBLE SNACK: If you are really hungry, only eat foods that do not contain sugar:  dairy products  raw vegetables hard-boiled egg, ham, etc.</w:t>
+        <w:t>Soya and soya-based products (tofu)</w:t>
+      </w:r>
+    </w:p>
+    <w:p>
+      <w:r>
+        <w:t>Acidic or spicy foods.</w:t>
+      </w:r>
+    </w:p>
+    <w:p>
+      <w:r>
+        <w:t>AL</w:t>
       </w:r>
     </w:p>
     <w:p>
@@ -134,29 +127,185 @@
         <w:t>Audio player link: https://daryazdr.github.io/Gestion-de-projet-M1-IDL-UGA/player/diete_en_deepl.html</w:t>
       </w:r>
     </w:p>
-    <w:p>
-      <w:r>
-        <w:br w:type="page"/>
-      </w:r>
-    </w:p>
+    <w:p/>
     <w:p>
       <w:pPr>
         <w:pStyle w:val="Heading1"/>
       </w:pPr>
       <w:r>
-        <w:t>Images du document source</w:t>
+        <w:t>RECOMMENDED FOODS</w:t>
       </w:r>
     </w:p>
     <w:p>
       <w:r>
-        <w:t>diete_docx_1.jpeg</w:t>
+        <w:t>RECOMMENDED FOODS</w:t>
+      </w:r>
+    </w:p>
+    <w:p>
+      <w:r>
+        <w:t>ANIMAL PROTEINS: at least 1 portion per day</w:t>
+      </w:r>
+    </w:p>
+    <w:p/>
+    <w:p>
+      <w:r>
+        <w:t>Meat: beef, veal, lamb, pork, chicken, rabbit, guinea fowl, turkey, young turkey.</w:t>
+      </w:r>
+    </w:p>
+    <w:p>
+      <w:r>
+        <w:t>If you are not immune to toxoplasmosis, eat meat that is thoroughly cooked; avoid rillettes, pâtés, foie gras and meat in jelly.</w:t>
+      </w:r>
+    </w:p>
+    <w:p>
+      <w:r>
+        <w:t>Fish: all except swordfish, prawns, raw shellfish, raw fish (sushi, tarama, surimi), smoked fish (herring, salmon, trout). Choose oily fish: tuna, salmon, mackerel, sardines.</w:t>
+      </w:r>
+    </w:p>
+    <w:p>
+      <w:r>
+        <w:t>Eggs</w:t>
+      </w:r>
+    </w:p>
+    <w:p/>
+    <w:p>
+      <w:r>
+        <w:t>DAIRY PRODUCTS: At least 4 per day  plus in dishes</w:t>
+      </w:r>
+    </w:p>
+    <w:p/>
+    <w:p>
+      <w:r>
+        <w:t>Cheeses except: raw milk cheeses, industrial grated cheeses, cheese rinds.</w:t>
+      </w:r>
+    </w:p>
+    <w:p>
+      <w:r>
+        <w:t>Milk: semi-skimmed.</w:t>
+      </w:r>
+    </w:p>
+    <w:p>
+      <w:r>
+        <w:t>Dairy products: plain, unsweetened.</w:t>
+      </w:r>
+    </w:p>
+    <w:p/>
+    <w:p>
+      <w:r>
+        <w:t>FRUIT AND VEGETABLES:  With every meal</w:t>
+      </w:r>
+    </w:p>
+    <w:p>
+      <w:r>
+        <w:t>.</w:t>
+      </w:r>
+    </w:p>
+    <w:p>
+      <w:r>
+        <w:t>Green vegetables: fresh or frozen, plain: as much as you like.</w:t>
+      </w:r>
+    </w:p>
+    <w:p>
+      <w:r>
+        <w:t>Fruit:  All allowed, 1 piece of fruit for dessert with every meal,</w:t>
+      </w:r>
+    </w:p>
+    <w:p>
+      <w:r>
+        <w:t>One portion of fruit is equivalent to  4 sugar cubes</w:t>
+      </w:r>
+    </w:p>
+    <w:p>
+      <w:r>
+        <w:t>= ½ melon,    1 large slice of watermelon (250 g)</w:t>
+      </w:r>
+    </w:p>
+    <w:p>
+      <w:r>
+        <w:t>= 1 small punnet (250g) of strawberries, raspberries, redcurrants, blackberries,  blueberries, blackcurrants, …</w:t>
+      </w:r>
+    </w:p>
+    <w:p>
+      <w:r>
+        <w:t>= 2 mandarins, 4 ‘Corsican’ clementines, 2 kiwis, 1 small grapefruit</w:t>
+      </w:r>
+    </w:p>
+    <w:p>
+      <w:r>
+        <w:t>= 1 pear, 1 apple, 1 orange, 1 peach or nectarine</w:t>
+      </w:r>
+    </w:p>
+    <w:p>
+      <w:r>
+        <w:t>= 3 to 4 apricots, damsons, Reine Claude plums, etc., 8 mirabelle plums, 10 fresh lychees</w:t>
+      </w:r>
+    </w:p>
+    <w:p>
+      <w:r>
+        <w:t>= ¼ pineapple or 4 slices, ½ mango or 1 small one</w:t>
+      </w:r>
+    </w:p>
+    <w:p>
+      <w:r>
+        <w:t>= 12 to 15 grapes or cherries, 1 small or ½ banana</w:t>
+      </w:r>
+    </w:p>
+    <w:p>
+      <w:r>
+        <w:t>= 2 to 3 dates, 3 to 4 prunes, 2 to 3 fresh figs</w:t>
+      </w:r>
+    </w:p>
+    <w:p>
+      <w:r>
+        <w:t>= 1 small bowl of compote</w:t>
+      </w:r>
+    </w:p>
+    <w:p>
+      <w:r>
+        <w:t>STARCHY FOODS: At every meal</w:t>
+      </w:r>
+    </w:p>
+    <w:p>
+      <w:r>
+        <w:t>Bread: or  rusks, sandwich bread …</w:t>
+      </w:r>
+    </w:p>
+    <w:p>
+      <w:r>
+        <w:t>Cereals: pasta, rice, semolina, polenta, pilpil, couscous…</w:t>
+      </w:r>
+    </w:p>
+    <w:p>
+      <w:r>
+        <w:t>Potatoes: mashed, steamed, fried, chips…</w:t>
+      </w:r>
+    </w:p>
+    <w:p>
+      <w:r>
+        <w:t>Pulses: peas, flageolet beans, lentils, chickpeas, sweetcorn, broad beans, white or red beans, split peas and cassava, green plantains, yams…</w:t>
+      </w:r>
+    </w:p>
+    <w:p/>
+    <w:p>
+      <w:r>
+        <w:t>Typical day</w:t>
+      </w:r>
+    </w:p>
+    <w:p>
+      <w:r>
+        <w:t>BREAKFAST</w:t>
+      </w:r>
+    </w:p>
+    <w:p>
+      <w:r>
+        <w:t>Audio player QR:</w:t>
       </w:r>
     </w:p>
     <w:p>
       <w:r>
         <w:drawing>
           <wp:inline xmlns:a="http://schemas.openxmlformats.org/drawingml/2006/main" xmlns:pic="http://schemas.openxmlformats.org/drawingml/2006/picture">
-            <wp:extent cx="5029200" cy="5946205"/>
+            <wp:extent cx="1371600" cy="1371600"/>
             <wp:docPr id="2" name="Picture 2"/>
             <wp:cNvGraphicFramePr>
               <a:graphicFrameLocks noChangeAspect="1"/>
@@ -165,11 +314,11 @@
               <a:graphicData uri="http://schemas.openxmlformats.org/drawingml/2006/picture">
                 <pic:pic>
                   <pic:nvPicPr>
-                    <pic:cNvPr id="0" name="diete_docx_1.jpeg"/>
+                    <pic:cNvPr id="0" name="diete_en_deepl.png"/>
                     <pic:cNvPicPr/>
                   </pic:nvPicPr>
                   <pic:blipFill>
-                    <a:blip r:embed="rId10"/>
+                    <a:blip r:embed="rId9"/>
                     <a:stretch>
                       <a:fillRect/>
                     </a:stretch>
@@ -177,7 +326,7 @@
                   <pic:spPr>
                     <a:xfrm>
                       <a:off x="0" y="0"/>
-                      <a:ext cx="5029200" cy="5946205"/>
+                      <a:ext cx="1371600" cy="1371600"/>
                     </a:xfrm>
                     <a:prstGeom prst="rect"/>
                   </pic:spPr>
@@ -186,6 +335,156 @@
             </a:graphic>
           </wp:inline>
         </w:drawing>
+      </w:r>
+    </w:p>
+    <w:p>
+      <w:r>
+        <w:t>Audio player link: https://daryazdr.github.io/Gestion-de-projet-M1-IDL-UGA/player/diete_en_deepl.html</w:t>
+      </w:r>
+    </w:p>
+    <w:p/>
+    <w:p>
+      <w:pPr>
+        <w:pStyle w:val="Heading1"/>
+      </w:pPr>
+      <w:r>
+        <w:t>TYPICAL DAY</w:t>
+      </w:r>
+    </w:p>
+    <w:p>
+      <w:r>
+        <w:t>BREAKFAST:</w:t>
+      </w:r>
+    </w:p>
+    <w:p>
+      <w:r>
+        <w:t>Drink: tea, coffee, hot chocolate</w:t>
+      </w:r>
+    </w:p>
+    <w:p>
+      <w:r>
+        <w:t>A dairy product: milk, yoghurt, cheese</w:t>
+      </w:r>
+    </w:p>
+    <w:p>
+      <w:r>
+        <w:t>A slow-release carbohydrate: wholemeal bread or unsweetened multigrain bread + butter</w:t>
+      </w:r>
+    </w:p>
+    <w:p>
+      <w:r>
+        <w:t>LUNCH AND DINNER:</w:t>
+      </w:r>
+    </w:p>
+    <w:p>
+      <w:r>
+        <w:t>Unlimited green vegetables</w:t>
+      </w:r>
+    </w:p>
+    <w:p>
+      <w:r>
+        <w:t>A portion of meat, fish or eggs (or ham)</w:t>
+      </w:r>
+    </w:p>
+    <w:p>
+      <w:r>
+        <w:t>one portion of slow-release carbohydrates:</w:t>
+      </w:r>
+    </w:p>
+    <w:p>
+      <w:r>
+        <w:t>a small plate of starchy foods + a small piece of bread</w:t>
+      </w:r>
+    </w:p>
+    <w:p>
+      <w:r>
+        <w:t>or   a larger plate of starchy foods but without bread</w:t>
+      </w:r>
+    </w:p>
+    <w:p>
+      <w:r>
+        <w:t>or   a large piece of bread without starchy foods</w:t>
+      </w:r>
+    </w:p>
+    <w:p>
+      <w:r>
+        <w:t>a dairy product</w:t>
+      </w:r>
+    </w:p>
+    <w:p>
+      <w:r>
+        <w:t>a piece of fruit</w:t>
+      </w:r>
+    </w:p>
+    <w:p>
+      <w:r>
+        <w:t>OPTIONAL SNACK:</w:t>
+      </w:r>
+    </w:p>
+    <w:p>
+      <w:r>
+        <w:t>If you are really hungry,  eat only foods that do not contain sugar</w:t>
+      </w:r>
+    </w:p>
+    <w:p>
+      <w:r>
+        <w:t>dairy products</w:t>
+      </w:r>
+    </w:p>
+    <w:p>
+      <w:r>
+        <w:t>raw vegetables</w:t>
+      </w:r>
+    </w:p>
+    <w:p>
+      <w:r>
+        <w:t>hard-boiled egg, ham……</w:t>
+      </w:r>
+    </w:p>
+    <w:p>
+      <w:r>
+        <w:t>Audio player QR:</w:t>
+      </w:r>
+    </w:p>
+    <w:p>
+      <w:r>
+        <w:drawing>
+          <wp:inline xmlns:a="http://schemas.openxmlformats.org/drawingml/2006/main" xmlns:pic="http://schemas.openxmlformats.org/drawingml/2006/picture">
+            <wp:extent cx="1371600" cy="1371600"/>
+            <wp:docPr id="3" name="Picture 3"/>
+            <wp:cNvGraphicFramePr>
+              <a:graphicFrameLocks noChangeAspect="1"/>
+            </wp:cNvGraphicFramePr>
+            <a:graphic>
+              <a:graphicData uri="http://schemas.openxmlformats.org/drawingml/2006/picture">
+                <pic:pic>
+                  <pic:nvPicPr>
+                    <pic:cNvPr id="0" name="diete_en_deepl.png"/>
+                    <pic:cNvPicPr/>
+                  </pic:nvPicPr>
+                  <pic:blipFill>
+                    <a:blip r:embed="rId9"/>
+                    <a:stretch>
+                      <a:fillRect/>
+                    </a:stretch>
+                  </pic:blipFill>
+                  <pic:spPr>
+                    <a:xfrm>
+                      <a:off x="0" y="0"/>
+                      <a:ext cx="1371600" cy="1371600"/>
+                    </a:xfrm>
+                    <a:prstGeom prst="rect"/>
+                  </pic:spPr>
+                </pic:pic>
+              </a:graphicData>
+            </a:graphic>
+          </wp:inline>
+        </w:drawing>
+      </w:r>
+    </w:p>
+    <w:p>
+      <w:r>
+        <w:t>Audio player link: https://daryazdr.github.io/Gestion-de-projet-M1-IDL-UGA/player/diete_en_deepl.html</w:t>
       </w:r>
     </w:p>
     <w:sectPr>

--- a/docs/docx/diete_en_deepl.docx
+++ b/docs/docx/diete_en_deepl.docx
@@ -12,73 +12,77 @@
     </w:p>
     <w:p>
       <w:r>
-        <w:t>FOODS TO AVOID</w:t>
+        <w:t>Prohibited foods (do not eat)</w:t>
       </w:r>
     </w:p>
     <w:p>
       <w:r>
-        <w:t>Sugar, honey, jams, jellies, chestnut cream, Nutella.</w:t>
-      </w:r>
-    </w:p>
-    <w:p/>
-    <w:p>
-      <w:r>
-        <w:t>Sweets, toffees, nougat, confectionery.</w:t>
+        <w:t>For your health, you should not eat sugar.</w:t>
       </w:r>
     </w:p>
     <w:p>
       <w:r>
-        <w:t>-   Chocolate, fruit jellies.</w:t>
+        <w:t>Do not eat these sugary products:</w:t>
       </w:r>
     </w:p>
     <w:p>
       <w:r>
-        <w:t>Pastries, biscuits, Viennese pastries (croissants, chocolate bread, brioche, etc.).</w:t>
+        <w:t>• Sugar, honey and jam.</w:t>
       </w:r>
     </w:p>
     <w:p>
       <w:r>
-        <w:t>Dried fruit, candied fruit.</w:t>
+        <w:t>• Nutella and chestnut cream.</w:t>
       </w:r>
     </w:p>
     <w:p>
       <w:r>
-        <w:t>Yoghurt, fromage blanc and fruit-flavoured Petit Suisse, custards, desserts.</w:t>
+        <w:t>• Sweets, chocolates and pastries.</w:t>
       </w:r>
     </w:p>
     <w:p>
       <w:r>
-        <w:t>Ice cream, sorbets.</w:t>
+        <w:t>• Biscuits and pastries (croissants, brioches).</w:t>
       </w:r>
     </w:p>
     <w:p>
       <w:r>
-        <w:t>Sweetened condensed milk.</w:t>
+        <w:t>• Dried fruit and candied fruit.</w:t>
       </w:r>
     </w:p>
     <w:p>
       <w:r>
-        <w:t>Fruit juices, syrups, fizzy drinks, Coca-Cola, all commercially available sweetened drinks.</w:t>
+        <w:t>Do not drink these beverages:</w:t>
       </w:r>
     </w:p>
     <w:p>
       <w:r>
-        <w:t>All alcoholic drinks.</w:t>
+        <w:t>• Fruit juices and syrups.</w:t>
       </w:r>
     </w:p>
     <w:p>
       <w:r>
-        <w:t>Soya and soya-based products (tofu)</w:t>
+        <w:t>• Soft drinks (such as Coca-Cola).</w:t>
       </w:r>
     </w:p>
     <w:p>
       <w:r>
-        <w:t>Acidic or spicy foods.</w:t>
+        <w:t>• Alcoholic beverages.</w:t>
       </w:r>
     </w:p>
     <w:p>
       <w:r>
-        <w:t>AL</w:t>
+        <w:t>Also avoid:</w:t>
+      </w:r>
+    </w:p>
+    <w:p>
+      <w:r>
+        <w:t>• Soya.</w:t>
+      </w:r>
+    </w:p>
+    <w:p>
+      <w:r>
+        <w:t>• Very spicy or acidic foods (chilli, lemon).</w:t>
       </w:r>
     </w:p>
     <w:p>
@@ -138,162 +142,185 @@
     </w:p>
     <w:p>
       <w:r>
-        <w:t>RECOMMENDED FOODS</w:t>
+        <w:t>Recommended foods</w:t>
       </w:r>
     </w:p>
     <w:p>
       <w:r>
-        <w:t>ANIMAL PROTEINS: at least 1 portion per day</w:t>
+        <w:t>Meat, fish and eggs</w:t>
+      </w:r>
+    </w:p>
+    <w:p>
+      <w:r>
+        <w:t>Eat protein at least once a day.</w:t>
+      </w:r>
+    </w:p>
+    <w:p>
+      <w:r>
+        <w:t>Meat:</w:t>
+      </w:r>
+    </w:p>
+    <w:p>
+      <w:r>
+        <w:t>• You can eat: beef, veal, pork, chicken, rabbit, turkey.</w:t>
+      </w:r>
+    </w:p>
+    <w:p>
+      <w:r>
+        <w:t>• Warning: If you are not protected against toxoplasmosis, meat must be cooked thoroughly.</w:t>
+      </w:r>
+    </w:p>
+    <w:p>
+      <w:r>
+        <w:t>• Do not eat: rillettes, pâté, foie gras or meat in jelly.</w:t>
+      </w:r>
+    </w:p>
+    <w:p>
+      <w:r>
+        <w:t>Fish:</w:t>
+      </w:r>
+    </w:p>
+    <w:p>
+      <w:r>
+        <w:t>• You can eat almost all types of fish.</w:t>
+      </w:r>
+    </w:p>
+    <w:p>
+      <w:r>
+        <w:t>• Oily fish are very good for your health (tuna, salmon, sardines, mackerel).</w:t>
+      </w:r>
+    </w:p>
+    <w:p>
+      <w:r>
+        <w:t>• Do not eat: swordfish, prawns, raw fish (sushi), surimi or smoked fish.</w:t>
+      </w:r>
+    </w:p>
+    <w:p>
+      <w:r>
+        <w:t>Eggs:</w:t>
+      </w:r>
+    </w:p>
+    <w:p>
+      <w:r>
+        <w:t>•You can eat eggs.</w:t>
       </w:r>
     </w:p>
     <w:p/>
     <w:p>
       <w:r>
-        <w:t>Meat: beef, veal, lamb, pork, chicken, rabbit, guinea fowl, turkey, young turkey.</w:t>
+        <w:t>Milk and dairy products</w:t>
       </w:r>
     </w:p>
     <w:p>
       <w:r>
-        <w:t>If you are not immune to toxoplasmosis, eat meat that is thoroughly cooked; avoid rillettes, pâtés, foie gras and meat in jelly.</w:t>
+        <w:t>Eat 4 dairy products per day.</w:t>
       </w:r>
     </w:p>
     <w:p>
       <w:r>
-        <w:t>Fish: all except swordfish, prawns, raw shellfish, raw fish (sushi, tarama, surimi), smoked fish (herring, salmon, trout). Choose oily fish: tuna, salmon, mackerel, sardines.</w:t>
+        <w:t>• You can eat: semi-skimmed milk, plain yoghurt or plain fromage blanc.</w:t>
       </w:r>
     </w:p>
     <w:p>
       <w:r>
-        <w:t>Eggs</w:t>
+        <w:t>• Cheese: You can eat cheese.</w:t>
+      </w:r>
+    </w:p>
+    <w:p>
+      <w:r>
+        <w:t>• Do not eat: raw milk cheese, grated cheese in packets or cheese rinds.</w:t>
       </w:r>
     </w:p>
     <w:p/>
     <w:p>
       <w:r>
-        <w:t>DAIRY PRODUCTS: At least 4 per day  plus in dishes</w:t>
+        <w:t>Vegetables and fruit</w:t>
+      </w:r>
+    </w:p>
+    <w:p>
+      <w:r>
+        <w:t>You should eat these with every meal.</w:t>
+      </w:r>
+    </w:p>
+    <w:p>
+      <w:r>
+        <w:t>Vegetables:</w:t>
+      </w:r>
+    </w:p>
+    <w:p>
+      <w:r>
+        <w:t>• Eat as many green vegetables as you like (fresh or frozen).</w:t>
+      </w:r>
+    </w:p>
+    <w:p>
+      <w:r>
+        <w:t>Fruit:</w:t>
+      </w:r>
+    </w:p>
+    <w:p>
+      <w:r>
+        <w:t>• Eat 1 piece of fruit for dessert with every meal.</w:t>
+      </w:r>
+    </w:p>
+    <w:p>
+      <w:r>
+        <w:t>• This is what "1 portion of fruit" means:</w:t>
+      </w:r>
+    </w:p>
+    <w:p>
+      <w:r>
+        <w:t>o 1 apple, 1 pear, 1 orange or 1 peach.</w:t>
+      </w:r>
+    </w:p>
+    <w:p>
+      <w:r>
+        <w:t>o 2 kiwis or 2 mandarins.</w:t>
+      </w:r>
+    </w:p>
+    <w:p>
+      <w:r>
+        <w:t>o 1 small punnet of strawberries or raspberries.</w:t>
+      </w:r>
+    </w:p>
+    <w:p>
+      <w:r>
+        <w:t>o 12 grapes or 12 cherries. o Half a banana.</w:t>
+      </w:r>
+    </w:p>
+    <w:p>
+      <w:r>
+        <w:t>o A small bowl of unsweetened compote.</w:t>
       </w:r>
     </w:p>
     <w:p/>
     <w:p>
       <w:r>
-        <w:t>Cheeses except: raw milk cheeses, industrial grated cheeses, cheese rinds.</w:t>
+        <w:t>Starch / Carbs foods</w:t>
       </w:r>
     </w:p>
     <w:p>
       <w:r>
-        <w:t>Milk: semi-skimmed.</w:t>
+        <w:t>Starchy foods give you energy. Eat them with every meal.</w:t>
       </w:r>
     </w:p>
     <w:p>
       <w:r>
-        <w:t>Dairy products: plain, unsweetened.</w:t>
-      </w:r>
-    </w:p>
-    <w:p/>
-    <w:p>
-      <w:r>
-        <w:t>FRUIT AND VEGETABLES:  With every meal</w:t>
+        <w:t>• Bread: wholemeal bread, sandwich bread or rusks.</w:t>
       </w:r>
     </w:p>
     <w:p>
       <w:r>
-        <w:t>.</w:t>
+        <w:t>• Cereals: pasta, rice, semolina, polenta, couscous.</w:t>
       </w:r>
     </w:p>
     <w:p>
       <w:r>
-        <w:t>Green vegetables: fresh or frozen, plain: as much as you like.</w:t>
+        <w:t>• Potatoes: steamed, mashed or baked.</w:t>
       </w:r>
     </w:p>
     <w:p>
       <w:r>
-        <w:t>Fruit:  All allowed, 1 piece of fruit for dessert with every meal,</w:t>
-      </w:r>
-    </w:p>
-    <w:p>
-      <w:r>
-        <w:t>One portion of fruit is equivalent to  4 sugar cubes</w:t>
-      </w:r>
-    </w:p>
-    <w:p>
-      <w:r>
-        <w:t>= ½ melon,    1 large slice of watermelon (250 g)</w:t>
-      </w:r>
-    </w:p>
-    <w:p>
-      <w:r>
-        <w:t>= 1 small punnet (250g) of strawberries, raspberries, redcurrants, blackberries,  blueberries, blackcurrants, …</w:t>
-      </w:r>
-    </w:p>
-    <w:p>
-      <w:r>
-        <w:t>= 2 mandarins, 4 ‘Corsican’ clementines, 2 kiwis, 1 small grapefruit</w:t>
-      </w:r>
-    </w:p>
-    <w:p>
-      <w:r>
-        <w:t>= 1 pear, 1 apple, 1 orange, 1 peach or nectarine</w:t>
-      </w:r>
-    </w:p>
-    <w:p>
-      <w:r>
-        <w:t>= 3 to 4 apricots, damsons, Reine Claude plums, etc., 8 mirabelle plums, 10 fresh lychees</w:t>
-      </w:r>
-    </w:p>
-    <w:p>
-      <w:r>
-        <w:t>= ¼ pineapple or 4 slices, ½ mango or 1 small one</w:t>
-      </w:r>
-    </w:p>
-    <w:p>
-      <w:r>
-        <w:t>= 12 to 15 grapes or cherries, 1 small or ½ banana</w:t>
-      </w:r>
-    </w:p>
-    <w:p>
-      <w:r>
-        <w:t>= 2 to 3 dates, 3 to 4 prunes, 2 to 3 fresh figs</w:t>
-      </w:r>
-    </w:p>
-    <w:p>
-      <w:r>
-        <w:t>= 1 small bowl of compote</w:t>
-      </w:r>
-    </w:p>
-    <w:p>
-      <w:r>
-        <w:t>STARCHY FOODS: At every meal</w:t>
-      </w:r>
-    </w:p>
-    <w:p>
-      <w:r>
-        <w:t>Bread: or  rusks, sandwich bread …</w:t>
-      </w:r>
-    </w:p>
-    <w:p>
-      <w:r>
-        <w:t>Cereals: pasta, rice, semolina, polenta, pilpil, couscous…</w:t>
-      </w:r>
-    </w:p>
-    <w:p>
-      <w:r>
-        <w:t>Potatoes: mashed, steamed, fried, chips…</w:t>
-      </w:r>
-    </w:p>
-    <w:p>
-      <w:r>
-        <w:t>Pulses: peas, flageolet beans, lentils, chickpeas, sweetcorn, broad beans, white or red beans, split peas and cassava, green plantains, yams…</w:t>
-      </w:r>
-    </w:p>
-    <w:p/>
-    <w:p>
-      <w:r>
-        <w:t>Typical day</w:t>
-      </w:r>
-    </w:p>
-    <w:p>
-      <w:r>
-        <w:t>BREAKFAST</w:t>
+        <w:t>• Pulses: lentils, chickpeas, white or red beans, peas, sweetcorn.</w:t>
       </w:r>
     </w:p>
     <w:p>
@@ -353,92 +380,97 @@
     </w:p>
     <w:p>
       <w:r>
-        <w:t>BREAKFAST:</w:t>
+        <w:t>My daily meals (Example)</w:t>
       </w:r>
     </w:p>
     <w:p>
       <w:r>
-        <w:t>Drink: tea, coffee, hot chocolate</w:t>
+        <w:t>Morning (breakfast):</w:t>
       </w:r>
     </w:p>
     <w:p>
       <w:r>
-        <w:t>A dairy product: milk, yoghurt, cheese</w:t>
+        <w:t>• 1 drink: tea, coffee or cocoa (without sugar).</w:t>
       </w:r>
     </w:p>
     <w:p>
       <w:r>
-        <w:t>A slow-release carbohydrate: wholemeal bread or unsweetened multigrain bread + butter</w:t>
+        <w:t>• 1 dairy product (milk or plain yoghurt).</w:t>
       </w:r>
     </w:p>
     <w:p>
       <w:r>
-        <w:t>LUNCH AND DINNER:</w:t>
+        <w:t>• Wholemeal bread or sugar-free cereal with a little butter.</w:t>
       </w:r>
     </w:p>
     <w:p>
       <w:r>
-        <w:t>Unlimited green vegetables</w:t>
+        <w:t>Lunch and dinner:</w:t>
       </w:r>
     </w:p>
     <w:p>
       <w:r>
-        <w:t>A portion of meat, fish or eggs (or ham)</w:t>
+        <w:t>• Green vegetables (as much as you like).</w:t>
       </w:r>
     </w:p>
     <w:p>
       <w:r>
-        <w:t>one portion of slow-release carbohydrates:</w:t>
+        <w:t>• One portion of meat, fish, eggs or ham.</w:t>
       </w:r>
     </w:p>
     <w:p>
       <w:r>
-        <w:t>a small plate of starchy foods + a small piece of bread</w:t>
+        <w:t>• One energy portion of your choice:</w:t>
       </w:r>
     </w:p>
     <w:p>
       <w:r>
-        <w:t>or   a larger plate of starchy foods but without bread</w:t>
+        <w:t>o One plate of starchy foods (pasta, rice, etc.) AND a small piece of bread.</w:t>
       </w:r>
     </w:p>
     <w:p>
       <w:r>
-        <w:t>or   a large piece of bread without starchy foods</w:t>
+        <w:t>o OR one large plate of starchy foods (without bread).</w:t>
       </w:r>
     </w:p>
     <w:p>
       <w:r>
-        <w:t>a dairy product</w:t>
+        <w:t>o OR a large piece of bread (without starchy foods).</w:t>
       </w:r>
     </w:p>
     <w:p>
       <w:r>
-        <w:t>a piece of fruit</w:t>
+        <w:t>• 1 dairy product (cheese or plain yoghurt).</w:t>
       </w:r>
     </w:p>
     <w:p>
       <w:r>
-        <w:t>OPTIONAL SNACK:</w:t>
+        <w:t>• 1 piece of fruit.</w:t>
       </w:r>
     </w:p>
     <w:p>
       <w:r>
-        <w:t>If you are really hungry,  eat only foods that do not contain sugar</w:t>
+        <w:t>If you feel hungry between meals (snack): Do not eat sugar.</w:t>
       </w:r>
     </w:p>
     <w:p>
       <w:r>
-        <w:t>dairy products</w:t>
+        <w:t>You can eat:</w:t>
       </w:r>
     </w:p>
     <w:p>
       <w:r>
-        <w:t>raw vegetables</w:t>
+        <w:t>• Plain yoghurt.</w:t>
       </w:r>
     </w:p>
     <w:p>
       <w:r>
-        <w:t>hard-boiled egg, ham……</w:t>
+        <w:t>• Raw vegetables (carrots, cucumber).</w:t>
+      </w:r>
+    </w:p>
+    <w:p>
+      <w:r>
+        <w:t>• A hard-boiled egg or a slice of ham.</w:t>
       </w:r>
     </w:p>
     <w:p>
